--- a/backend/data/Fristgerechte_Kündigung_Telekom.docx
+++ b/backend/data/Fristgerechte_Kündigung_Telekom.docx
@@ -39,7 +39,6 @@
           <w:b/>
           <w:bCs/>
           <w:u w:val="single"/>
-          <w:lang w:val="en-US"/>
         </w:rPr>
         <w:br/>
       </w:r>
@@ -674,23 +673,7 @@
           <w:rFonts w:ascii="Calibri" w:hAnsi="Calibri" w:cs="Calibri"/>
           <w:lang w:val="en-US"/>
         </w:rPr>
-        <w:t>{% set _=</w:t>
-      </w:r>
-      <w:proofErr w:type="gramStart"/>
-      <w:r>
-        <w:rPr>
-          <w:rFonts w:ascii="Calibri" w:hAnsi="Calibri" w:cs="Calibri"/>
-          <w:lang w:val="en-US"/>
-        </w:rPr>
-        <w:t>options(</w:t>
-      </w:r>
-      <w:proofErr w:type="gramEnd"/>
-      <w:r>
-        <w:rPr>
-          <w:rFonts w:ascii="Calibri" w:hAnsi="Calibri" w:cs="Calibri"/>
-          <w:lang w:val="en-US"/>
-        </w:rPr>
-        <w:t>[</w:t>
+        <w:t>{% set _=options([</w:t>
       </w:r>
     </w:p>
     <w:p>
@@ -705,17 +688,8 @@
           <w:rFonts w:ascii="Calibri" w:hAnsi="Calibri" w:cs="Calibri"/>
           <w:lang w:val="en-US"/>
         </w:rPr>
-        <w:t xml:space="preserve">        {"name":"Datum","type":"date","offset":</w:t>
+        <w:t xml:space="preserve">        {"name":"Datum","type":"date","offset":0},</w:t>
       </w:r>
-      <w:proofErr w:type="gramStart"/>
-      <w:r>
-        <w:rPr>
-          <w:rFonts w:ascii="Calibri" w:hAnsi="Calibri" w:cs="Calibri"/>
-          <w:lang w:val="en-US"/>
-        </w:rPr>
-        <w:t>0},</w:t>
-      </w:r>
-      <w:proofErr w:type="gramEnd"/>
     </w:p>
     <w:p>
       <w:pPr>
@@ -855,7 +829,25 @@
         <w:rPr>
           <w:rFonts w:ascii="Calibri" w:hAnsi="Calibri" w:cs="Calibri"/>
         </w:rPr>
-        <w:t xml:space="preserve">            "category":["Kündigung"],</w:t>
+        <w:t xml:space="preserve">            "category":["</w:t>
+      </w:r>
+      <w:r>
+        <w:rPr>
+          <w:rFonts w:ascii="Calibri" w:hAnsi="Calibri" w:cs="Calibri"/>
+        </w:rPr>
+        <w:t>Fristgerechte</w:t>
+      </w:r>
+      <w:r>
+        <w:rPr>
+          <w:rFonts w:ascii="Calibri" w:hAnsi="Calibri" w:cs="Calibri"/>
+        </w:rPr>
+        <w:t xml:space="preserve"> </w:t>
+      </w:r>
+      <w:r>
+        <w:rPr>
+          <w:rFonts w:ascii="Calibri" w:hAnsi="Calibri" w:cs="Calibri"/>
+        </w:rPr>
+        <w:t>Kündigung"],</w:t>
       </w:r>
     </w:p>
     <w:p>
